--- a/docs/projet/tests-utilisateurs/word/Cahier_de_test_06_Portail_des_porteurs_de_projets.docx
+++ b/docs/projet/tests-utilisateurs/word/Cahier_de_test_06_Portail_des_porteurs_de_projets.docx
@@ -851,7 +851,7 @@
           <w:sz w:val="20"/>
           <w:szCs w:val="20"/>
         </w:rPr>
-        <w:t xml:space="preserve">Se connecter. Ouvrez l'adresse du portail de la recette communiquée par E-VOLUTION XP, dans Chrome ou Edge, sur ordinateur ou sur téléphone. Identifiant : le compte de test indiqué dans le scénario. Mot de passe : le mot de passe commun de la recette, communiqué par E-VOLUTION XP.</w:t>
+        <w:t xml:space="preserve">Se connecter. Ouvrez l'adresse du portail de la recette communiquée par E-VOLUTION XP (l'adresse de la recette suivie de /portail), dans Chrome ou Edge, sur ordinateur ou sur téléphone. Identifiant : le compte de test indiqué dans le scénario. Mot de passe : le mot de passe commun de la recette, communiqué par E-VOLUTION XP.</w:t>
       </w:r>
     </w:p>
     <w:p>

--- a/docs/projet/tests-utilisateurs/word/Cahier_de_test_06_Portail_des_porteurs_de_projets.docx
+++ b/docs/projet/tests-utilisateurs/word/Cahier_de_test_06_Portail_des_porteurs_de_projets.docx
@@ -4301,7 +4301,7 @@
           <w:sz w:val="20"/>
           <w:szCs w:val="20"/>
         </w:rPr>
-        <w:t xml:space="preserve">Données : la communication « Appel à projets agricole (essai) » publiée par le cabinet (AXP-22), ou une autre communication « À confirmer ».</w:t>
+        <w:t xml:space="preserve">Données : la communication « Appel à projets agricole (essai) » publiée par le cabinet (AXP-26), ou une autre communication « À confirmer ».</w:t>
       </w:r>
     </w:p>
     <w:p>
@@ -4658,7 +4658,7 @@
           <w:sz w:val="20"/>
           <w:szCs w:val="20"/>
         </w:rPr>
-        <w:t xml:space="preserve">Compte : test.porteur, puis test.consultant (confirmation, AXP-23).</w:t>
+        <w:t xml:space="preserve">Compte : test.porteur, puis test.consultant (confirmation, AXP-27).</w:t>
       </w:r>
     </w:p>
     <w:p>
@@ -5101,7 +5101,7 @@
           <w:sz w:val="20"/>
           <w:szCs w:val="20"/>
         </w:rPr>
-        <w:t xml:space="preserve">Données : l'« Atelier plan d'affaires (essai) » à une place (AXP-24), ou un autre événement publié.</w:t>
+        <w:t xml:space="preserve">Données : l'« Atelier plan d'affaires (essai) » à une place (AXP-28), ou un autre événement publié.</w:t>
       </w:r>
     </w:p>
     <w:p>
